--- a/docformat-qt/templates/套打/文件送审单.docx
+++ b/docformat-qt/templates/套打/文件送审单.docx
@@ -429,17 +429,6 @@
               </w:rPr>
               <w:t>{{标题}}</w:t>
             </w:r>
-            <w:r>
-              <w:rPr>
-                <w:rFonts w:hint="eastAsia" w:ascii="Times New Roman" w:hAnsi="Times New Roman" w:eastAsia="方正小标宋_GBK" w:cs="Times New Roman"/>
-                <w:b/>
-                <w:bCs/>
-                <w:kern w:val="2"/>
-                <w:sz w:val="32"/>
-                <w:szCs w:val="32"/>
-                <w:lang w:val="en-US" w:eastAsia="zh-CN" w:bidi="ar-SA"/>
-              </w:rPr>
-            </w:r>
           </w:p>
           <w:p>
             <w:pPr>
@@ -473,17 +462,6 @@
                 </w14:textFill>
               </w:rPr>
             </w:pPr>
-            <w:r>
-              <w:rPr>
-                <w:rFonts w:hint="default" w:ascii="Times New Roman" w:hAnsi="Times New Roman" w:eastAsia="方正小标宋_GBK" w:cs="Times New Roman"/>
-                <w:b/>
-                <w:bCs/>
-                <w:kern w:val="2"/>
-                <w:sz w:val="32"/>
-                <w:szCs w:val="32"/>
-                <w:lang w:val="en-US" w:eastAsia="zh-CN" w:bidi="ar-SA"/>
-              </w:rPr>
-            </w:r>
           </w:p>
         </w:tc>
       </w:tr>
@@ -912,246 +890,6 @@
                 <w:lang w:eastAsia="zh-CN"/>
               </w:rPr>
               <w:t>{{拟办意见}}</w:t>
-            </w:r>
-            <w:r>
-              <w:rPr>
-                <w:rFonts w:hint="eastAsia" w:ascii="Times New Roman" w:hAnsi="Times New Roman" w:eastAsia="方正仿宋_GBK" w:cs="Times New Roman"/>
-                <w:b/>
-                <w:bCs/>
-                <w:sz w:val="30"/>
-                <w:szCs w:val="30"/>
-                <w:lang w:val="en-US" w:eastAsia="zh-CN"/>
-              </w:rPr>
-            </w:r>
-            <w:r>
-              <w:rPr>
-                <w:rFonts w:hint="eastAsia" w:ascii="Times New Roman" w:hAnsi="Times New Roman" w:eastAsia="方正仿宋_GBK" w:cs="Times New Roman"/>
-                <w:b/>
-                <w:bCs/>
-                <w:sz w:val="30"/>
-                <w:szCs w:val="30"/>
-                <w:lang w:eastAsia="zh-CN"/>
-              </w:rPr>
-            </w:r>
-            <w:r>
-              <w:rPr>
-                <w:rFonts w:hint="eastAsia" w:ascii="Times New Roman" w:hAnsi="Times New Roman" w:eastAsia="方正仿宋_GBK" w:cs="Times New Roman"/>
-                <w:b/>
-                <w:bCs/>
-                <w:sz w:val="30"/>
-                <w:szCs w:val="30"/>
-                <w:lang w:val="en-US" w:eastAsia="zh-CN"/>
-              </w:rPr>
-            </w:r>
-            <w:r>
-              <w:rPr>
-                <w:rFonts w:hint="eastAsia" w:ascii="Times New Roman" w:hAnsi="Times New Roman" w:eastAsia="方正仿宋_GBK" w:cs="Times New Roman"/>
-                <w:b/>
-                <w:bCs/>
-                <w:sz w:val="30"/>
-                <w:szCs w:val="30"/>
-                <w:lang w:eastAsia="zh-CN"/>
-              </w:rPr>
-            </w:r>
-            <w:r>
-              <w:rPr>
-                <w:rFonts w:hint="eastAsia" w:ascii="Times New Roman" w:hAnsi="Times New Roman" w:eastAsia="方正仿宋_GBK" w:cs="Times New Roman"/>
-                <w:b/>
-                <w:bCs/>
-                <w:sz w:val="30"/>
-                <w:szCs w:val="30"/>
-                <w:lang w:val="en-US" w:eastAsia="zh-CN"/>
-              </w:rPr>
-            </w:r>
-            <w:r>
-              <w:rPr>
-                <w:rFonts w:hint="eastAsia" w:ascii="Times New Roman" w:hAnsi="Times New Roman" w:eastAsia="方正仿宋_GBK" w:cs="Times New Roman"/>
-                <w:b/>
-                <w:bCs/>
-                <w:sz w:val="30"/>
-                <w:szCs w:val="30"/>
-                <w:lang w:eastAsia="zh-CN"/>
-              </w:rPr>
-            </w:r>
-            <w:r>
-              <w:rPr>
-                <w:rFonts w:hint="eastAsia" w:ascii="Times New Roman" w:hAnsi="Times New Roman" w:eastAsia="方正仿宋_GBK" w:cs="Times New Roman"/>
-                <w:b/>
-                <w:bCs/>
-                <w:sz w:val="30"/>
-                <w:szCs w:val="30"/>
-                <w:lang w:val="en-US" w:eastAsia="zh-CN"/>
-              </w:rPr>
-            </w:r>
-            <w:r>
-              <w:rPr>
-                <w:rFonts w:hint="eastAsia" w:ascii="Times New Roman" w:hAnsi="Times New Roman" w:eastAsia="方正仿宋_GBK" w:cs="Times New Roman"/>
-                <w:b/>
-                <w:bCs/>
-                <w:sz w:val="30"/>
-                <w:szCs w:val="30"/>
-                <w:lang w:eastAsia="zh-CN"/>
-              </w:rPr>
-            </w:r>
-            <w:r>
-              <w:rPr>
-                <w:rFonts w:hint="eastAsia" w:ascii="Times New Roman" w:hAnsi="Times New Roman" w:eastAsia="方正仿宋_GBK" w:cs="Times New Roman"/>
-                <w:b/>
-                <w:bCs/>
-                <w:sz w:val="30"/>
-                <w:szCs w:val="30"/>
-                <w:lang w:val="en-US" w:eastAsia="zh-CN"/>
-              </w:rPr>
-            </w:r>
-            <w:r>
-              <w:rPr>
-                <w:rFonts w:hint="eastAsia" w:ascii="Times New Roman" w:hAnsi="Times New Roman" w:eastAsia="方正仿宋_GBK" w:cs="Times New Roman"/>
-                <w:b/>
-                <w:bCs/>
-                <w:sz w:val="30"/>
-                <w:szCs w:val="30"/>
-                <w:lang w:eastAsia="zh-CN"/>
-              </w:rPr>
-            </w:r>
-            <w:r>
-              <w:rPr>
-                <w:rFonts w:hint="eastAsia" w:ascii="Times New Roman" w:hAnsi="Times New Roman" w:eastAsia="方正仿宋_GBK" w:cs="Times New Roman"/>
-                <w:b/>
-                <w:bCs/>
-                <w:sz w:val="30"/>
-                <w:szCs w:val="30"/>
-                <w:lang w:val="en-US" w:eastAsia="zh-CN"/>
-              </w:rPr>
-            </w:r>
-            <w:r>
-              <w:rPr>
-                <w:rFonts w:hint="eastAsia" w:ascii="Times New Roman" w:hAnsi="Times New Roman" w:eastAsia="方正仿宋_GBK" w:cs="Times New Roman"/>
-                <w:b/>
-                <w:bCs/>
-                <w:sz w:val="30"/>
-                <w:szCs w:val="30"/>
-                <w:lang w:eastAsia="zh-CN"/>
-              </w:rPr>
-            </w:r>
-            <w:r>
-              <w:rPr>
-                <w:rFonts w:hint="eastAsia" w:ascii="Times New Roman" w:hAnsi="Times New Roman" w:eastAsia="方正仿宋_GBK" w:cs="Times New Roman"/>
-                <w:b/>
-                <w:bCs/>
-                <w:sz w:val="30"/>
-                <w:szCs w:val="30"/>
-                <w:lang w:val="en-US" w:eastAsia="zh-CN"/>
-              </w:rPr>
-            </w:r>
-            <w:r>
-              <w:rPr>
-                <w:rFonts w:hint="eastAsia" w:ascii="Times New Roman" w:hAnsi="Times New Roman" w:eastAsia="方正仿宋_GBK" w:cs="Times New Roman"/>
-                <w:b/>
-                <w:bCs/>
-                <w:sz w:val="30"/>
-                <w:szCs w:val="30"/>
-                <w:lang w:eastAsia="zh-CN"/>
-              </w:rPr>
-            </w:r>
-            <w:r>
-              <w:rPr>
-                <w:rFonts w:hint="eastAsia" w:ascii="Times New Roman" w:hAnsi="Times New Roman" w:eastAsia="方正仿宋_GBK" w:cs="Times New Roman"/>
-                <w:b/>
-                <w:bCs/>
-                <w:sz w:val="30"/>
-                <w:szCs w:val="30"/>
-                <w:lang w:val="en-US" w:eastAsia="zh-CN"/>
-              </w:rPr>
-            </w:r>
-            <w:r>
-              <w:rPr>
-                <w:rFonts w:hint="eastAsia" w:ascii="Times New Roman" w:hAnsi="Times New Roman" w:eastAsia="方正仿宋_GBK" w:cs="Times New Roman"/>
-                <w:b/>
-                <w:bCs/>
-                <w:sz w:val="30"/>
-                <w:szCs w:val="30"/>
-                <w:lang w:eastAsia="zh-CN"/>
-              </w:rPr>
-            </w:r>
-            <w:r>
-              <w:rPr>
-                <w:rFonts w:hint="eastAsia" w:ascii="Times New Roman" w:hAnsi="Times New Roman" w:eastAsia="方正仿宋_GBK" w:cs="Times New Roman"/>
-                <w:b/>
-                <w:bCs/>
-                <w:sz w:val="30"/>
-                <w:szCs w:val="30"/>
-                <w:lang w:val="en-US" w:eastAsia="zh-CN"/>
-              </w:rPr>
-            </w:r>
-            <w:r>
-              <w:rPr>
-                <w:rFonts w:hint="eastAsia" w:ascii="Times New Roman" w:hAnsi="Times New Roman" w:eastAsia="方正仿宋_GBK" w:cs="Times New Roman"/>
-                <w:b/>
-                <w:bCs/>
-                <w:sz w:val="30"/>
-                <w:szCs w:val="30"/>
-                <w:lang w:eastAsia="zh-CN"/>
-              </w:rPr>
-            </w:r>
-            <w:r>
-              <w:rPr>
-                <w:rFonts w:hint="eastAsia" w:ascii="Times New Roman" w:hAnsi="Times New Roman" w:eastAsia="方正仿宋_GBK" w:cs="Times New Roman"/>
-                <w:b/>
-                <w:bCs/>
-                <w:sz w:val="30"/>
-                <w:szCs w:val="30"/>
-                <w:lang w:val="en-US" w:eastAsia="zh-CN"/>
-              </w:rPr>
-            </w:r>
-            <w:r>
-              <w:rPr>
-                <w:rFonts w:hint="eastAsia" w:ascii="Times New Roman" w:hAnsi="Times New Roman" w:eastAsia="方正仿宋_GBK" w:cs="Times New Roman"/>
-                <w:b/>
-                <w:bCs/>
-                <w:sz w:val="30"/>
-                <w:szCs w:val="30"/>
-                <w:lang w:eastAsia="zh-CN"/>
-              </w:rPr>
-            </w:r>
-            <w:r>
-              <w:rPr>
-                <w:rFonts w:hint="eastAsia" w:ascii="Times New Roman" w:hAnsi="Times New Roman" w:eastAsia="方正仿宋_GBK" w:cs="Times New Roman"/>
-                <w:b/>
-                <w:bCs/>
-                <w:sz w:val="30"/>
-                <w:szCs w:val="30"/>
-                <w:lang w:val="en-US" w:eastAsia="zh-CN"/>
-              </w:rPr>
-            </w:r>
-            <w:r>
-              <w:rPr>
-                <w:rFonts w:hint="eastAsia" w:ascii="Times New Roman" w:hAnsi="Times New Roman" w:eastAsia="方正仿宋_GBK" w:cs="Times New Roman"/>
-                <w:b/>
-                <w:bCs/>
-                <w:sz w:val="30"/>
-                <w:szCs w:val="30"/>
-                <w:lang w:eastAsia="zh-CN"/>
-              </w:rPr>
-            </w:r>
-            <w:r>
-              <w:rPr>
-                <w:rFonts w:hint="eastAsia" w:ascii="Times New Roman" w:hAnsi="Times New Roman" w:eastAsia="方正仿宋_GBK" w:cs="Times New Roman"/>
-                <w:b/>
-                <w:bCs/>
-                <w:sz w:val="30"/>
-                <w:szCs w:val="30"/>
-                <w:lang w:val="en-US" w:eastAsia="zh-CN"/>
-              </w:rPr>
-            </w:r>
-            <w:r>
-              <w:rPr>
-                <w:rFonts w:hint="eastAsia" w:ascii="Times New Roman" w:hAnsi="Times New Roman" w:eastAsia="方正仿宋_GBK" w:cs="Times New Roman"/>
-                <w:b/>
-                <w:bCs/>
-                <w:sz w:val="30"/>
-                <w:szCs w:val="30"/>
-                <w:lang w:eastAsia="zh-CN"/>
-              </w:rPr>
             </w:r>
           </w:p>
         </w:tc>

--- a/docformat-qt/templates/套打/文件送审单.docx
+++ b/docformat-qt/templates/套打/文件送审单.docx
@@ -1500,18 +1500,7 @@
           <w:sz w:val="28"/>
           <w:szCs w:val="28"/>
         </w:rPr>
-        <w:t xml:space="preserve">                   </w:t>
-      </w:r>
-      <w:r>
-        <w:rPr>
-          <w:rFonts w:hint="eastAsia" w:ascii="方正楷体_GBK" w:eastAsia="方正楷体_GBK" w:cs="方正小标宋_GBK"/>
-          <w:b/>
-          <w:color w:val="FF0000"/>
-          <w:sz w:val="28"/>
-          <w:szCs w:val="28"/>
-          <w:lang w:val="en-US" w:eastAsia="zh-CN"/>
-        </w:rPr>
-        <w:t xml:space="preserve">  </w:t>
+        <w:t xml:space="preserve">         </w:t>
       </w:r>
       <w:r>
         <w:rPr>

--- a/docformat-qt/templates/套打/文件送审单.docx
+++ b/docformat-qt/templates/套打/文件送审单.docx
@@ -44,7 +44,7 @@
           <w:tab w:pos="3175" w:val="left"/>
         </w:tabs>
         <w:snapToGrid w:val="0"/>
-        <w:spacing w:lineRule="exact" w:line="360" w:before="210" w:after="0"/>
+        <w:spacing w:lineRule="exact" w:line="360" w:before="220" w:after="0"/>
       </w:pPr>
       <w:r>
         <w:tab/>
@@ -153,7 +153,8 @@
                 <w:tab w:pos="170" w:val="left"/>
               </w:tabs>
               <w:snapToGrid w:val="0"/>
-              <w:spacing w:lineRule="exact" w:line="240" w:before="549" w:after="0"/>
+              <w:spacing w:lineRule="exact" w:line="320" w:before="476" w:after="0"/>
+              <w:ind w:left="957" w:hanging="957"/>
             </w:pPr>
             <w:r>
               <w:tab/>
@@ -208,7 +209,7 @@
                 <w:tab w:pos="170" w:val="left"/>
               </w:tabs>
               <w:snapToGrid w:val="0"/>
-              <w:spacing w:lineRule="exact" w:line="240" w:before="323" w:after="0"/>
+              <w:spacing w:lineRule="exact" w:line="240" w:before="313" w:after="0"/>
             </w:pPr>
             <w:r>
               <w:tab/>
@@ -250,7 +251,7 @@
                 <w:tab w:pos="170" w:val="left"/>
               </w:tabs>
               <w:snapToGrid w:val="0"/>
-              <w:spacing w:lineRule="exact" w:line="240" w:before="322" w:after="0"/>
+              <w:spacing w:lineRule="exact" w:line="240" w:before="312" w:after="0"/>
             </w:pPr>
             <w:r>
               <w:tab/>
@@ -267,6 +268,7 @@
             <w:pPr>
               <w:snapToGrid w:val="0"/>
               <w:spacing w:lineRule="exact" w:line="392" w:before="0" w:after="0"/>
+              <w:ind w:firstLine="560"/>
             </w:pPr>
             <w:r>
               <w:rPr>
@@ -304,7 +306,7 @@
                 <w:tab w:pos="170" w:val="left"/>
               </w:tabs>
               <w:snapToGrid w:val="0"/>
-              <w:spacing w:lineRule="exact" w:line="240" w:before="549" w:after="0"/>
+              <w:spacing w:lineRule="exact" w:line="240" w:before="539" w:after="0"/>
             </w:pPr>
             <w:r>
               <w:tab/>
@@ -343,11 +345,11 @@
           <w:p>
             <w:pPr>
               <w:tabs>
-                <w:tab w:pos="132" w:val="left"/>
-                <w:tab w:pos="2963" w:val="left"/>
+                <w:tab w:pos="133" w:val="left"/>
+                <w:tab w:pos="2962" w:val="left"/>
               </w:tabs>
               <w:snapToGrid w:val="0"/>
-              <w:spacing w:lineRule="exact" w:line="240" w:before="265" w:after="0"/>
+              <w:spacing w:lineRule="exact" w:line="240" w:before="256" w:after="0"/>
             </w:pPr>
             <w:r>
               <w:tab/>
@@ -420,10 +422,10 @@
           <w:p>
             <w:pPr>
               <w:tabs>
-                <w:tab w:pos="44" w:val="left"/>
+                <w:tab w:pos="45" w:val="left"/>
               </w:tabs>
               <w:snapToGrid w:val="0"/>
-              <w:spacing w:lineRule="exact" w:line="240" w:before="265" w:after="0"/>
+              <w:spacing w:lineRule="exact" w:line="240" w:before="256" w:after="0"/>
             </w:pPr>
             <w:r>
               <w:tab/>
@@ -457,7 +459,7 @@
           <w:tab w:pos="6123" w:val="left"/>
         </w:tabs>
         <w:snapToGrid w:val="0"/>
-        <w:spacing w:lineRule="exact" w:line="280" w:before="90" w:after="0"/>
+        <w:spacing w:lineRule="exact" w:line="280" w:before="80" w:after="0"/>
       </w:pPr>
       <w:r>
         <w:tab/>

--- a/docformat-qt/templates/套打/文件送审单.docx
+++ b/docformat-qt/templates/套打/文件送审单.docx
@@ -6,34 +6,34 @@
       <w:pPr>
         <w:tabs>
           <w:tab w:pos="1814" w:val="left"/>
+          <w:tab w:pos="5482" w:val="left"/>
         </w:tabs>
         <w:snapToGrid w:val="0"/>
-        <w:spacing w:lineRule="exact" w:line="300" w:before="0" w:after="0"/>
+        <w:spacing w:lineRule="exact" w:line="360" w:before="0" w:after="0"/>
       </w:pPr>
       <w:r>
         <w:tab/>
       </w:r>
       <w:r>
         <w:rPr>
+          <w:rFonts w:eastAsia="方正大标宋简体" w:ascii="Times New Roman" w:hAnsi="Times New Roman" w:cs="Times New Roman"/>
+          <w:b/>
           <w:color w:val="FFFFFF"/>
-          <w:sz w:val="30"/>
-          <w:spacing w:val="113"/>
+          <w:sz w:val="36"/>
+          <w:spacing w:val="40"/>
         </w:rPr>
         <w:t>中国某地市某单位</w:t>
       </w:r>
       <w:r>
-        <w:rPr>
-          <w:color w:val="FFFFFF"/>
-          <w:sz w:val="30"/>
-          <w:spacing w:val="301"/>
-        </w:rPr>
-        <w:t xml:space="preserve"> </w:t>
+        <w:tab/>
       </w:r>
       <w:r>
         <w:rPr>
+          <w:rFonts w:eastAsia="方正大标宋简体" w:ascii="Times New Roman" w:hAnsi="Times New Roman" w:cs="Times New Roman"/>
+          <w:b/>
           <w:color w:val="FFFFFF"/>
-          <w:sz w:val="30"/>
-          <w:spacing w:val="113"/>
+          <w:sz w:val="36"/>
+          <w:spacing w:val="40"/>
         </w:rPr>
         <w:t>某地市某单位</w:t>
       </w:r>
@@ -44,16 +44,18 @@
           <w:tab w:pos="3175" w:val="left"/>
         </w:tabs>
         <w:snapToGrid w:val="0"/>
-        <w:spacing w:lineRule="exact" w:line="360" w:before="220" w:after="0"/>
+        <w:spacing w:lineRule="exact" w:line="440" w:before="164" w:after="0"/>
       </w:pPr>
       <w:r>
         <w:tab/>
       </w:r>
       <w:r>
         <w:rPr>
+          <w:rFonts w:eastAsia="方正大标宋简体" w:ascii="Times New Roman" w:hAnsi="Times New Roman" w:cs="Times New Roman"/>
+          <w:b/>
           <w:color w:val="FFFFFF"/>
-          <w:sz w:val="36"/>
-          <w:spacing w:val="372"/>
+          <w:sz w:val="44"/>
+          <w:spacing w:val="272"/>
         </w:rPr>
         <w:t>文件送审单</w:t>
       </w:r>
@@ -62,24 +64,28 @@
       <w:pPr>
         <w:tabs>
           <w:tab w:pos="227" w:val="left"/>
-          <w:tab w:pos="7104" w:val="left"/>
+          <w:tab w:pos="6984" w:val="left"/>
         </w:tabs>
         <w:snapToGrid w:val="0"/>
-        <w:spacing w:lineRule="exact" w:line="336" w:before="369" w:after="0"/>
+        <w:spacing w:lineRule="exact" w:line="392" w:before="369" w:after="0"/>
       </w:pPr>
       <w:r>
         <w:tab/>
       </w:r>
       <w:r>
         <w:rPr>
+          <w:rFonts w:eastAsia="方正楷体_GBK" w:ascii="Times New Roman" w:hAnsi="Times New Roman" w:cs="Times New Roman"/>
+          <w:b/>
           <w:color w:val="FFFFFF"/>
-          <w:sz w:val="24"/>
+          <w:sz w:val="28"/>
         </w:rPr>
         <w:t>紧急程度：</w:t>
       </w:r>
       <w:r>
         <w:rPr>
-          <w:sz w:val="24"/>
+          <w:rFonts w:eastAsia="方正楷体_GBK" w:ascii="Times New Roman" w:hAnsi="Times New Roman" w:cs="Times New Roman"/>
+          <w:b/>
+          <w:sz w:val="28"/>
         </w:rPr>
         <w:t>{{紧急程度}}</w:t>
       </w:r>
@@ -88,14 +94,18 @@
       </w:r>
       <w:r>
         <w:rPr>
+          <w:rFonts w:eastAsia="方正楷体_GBK" w:ascii="Times New Roman" w:hAnsi="Times New Roman" w:cs="Times New Roman"/>
+          <w:b/>
           <w:color w:val="FFFFFF"/>
-          <w:sz w:val="24"/>
+          <w:sz w:val="28"/>
         </w:rPr>
         <w:t>密级：</w:t>
       </w:r>
       <w:r>
         <w:rPr>
-          <w:sz w:val="24"/>
+          <w:rFonts w:eastAsia="方正楷体_GBK" w:ascii="Times New Roman" w:hAnsi="Times New Roman" w:cs="Times New Roman"/>
+          <w:b/>
+          <w:sz w:val="28"/>
         </w:rPr>
         <w:t>{{密级}}</w:t>
       </w:r>
@@ -123,7 +133,8 @@
         <w:tblInd w:w="0" w:type="dxa"/>
       </w:tblPr>
       <w:tblGrid>
-        <w:gridCol w:w="3912"/>
+        <w:gridCol w:w="1627"/>
+        <w:gridCol w:w="2285"/>
         <w:gridCol w:w="5613"/>
       </w:tblGrid>
       <w:tr>
@@ -132,7 +143,45 @@
         </w:trPr>
         <w:tc>
           <w:tcPr>
-            <w:tcW w:type="dxa" w:w="9525"/>
+            <w:tcW w:type="dxa" w:w="1627"/>
+            <w:tcMar>
+              <w:top w:w="0" w:type="dxa"/>
+              <w:left w:w="0" w:type="dxa"/>
+              <w:bottom w:w="0" w:type="dxa"/>
+              <w:right w:w="0" w:type="dxa"/>
+            </w:tcMar>
+            <w:tcBorders>
+              <w:top w:val="single" w:sz="8" w:color="FFFFFF"/>
+              <w:left w:val="none"/>
+              <w:bottom w:val="single" w:sz="8" w:color="FFFFFF"/>
+              <w:right w:val="single" w:sz="8" w:color="FFFFFF"/>
+            </w:tcBorders>
+          </w:tcPr>
+          <w:p>
+            <w:pPr>
+              <w:tabs>
+                <w:tab w:pos="170" w:val="left"/>
+              </w:tabs>
+              <w:snapToGrid w:val="0"/>
+              <w:spacing w:lineRule="exact" w:line="280" w:before="398" w:after="0"/>
+            </w:pPr>
+            <w:r>
+              <w:tab/>
+            </w:r>
+            <w:r>
+              <w:rPr>
+                <w:rFonts w:eastAsia="方正楷体_GBK" w:ascii="Times New Roman" w:hAnsi="Times New Roman" w:cs="Times New Roman"/>
+                <w:b/>
+                <w:color w:val="FFFFFF"/>
+                <w:sz w:val="28"/>
+              </w:rPr>
+              <w:t>标  题</w:t>
+            </w:r>
+          </w:p>
+        </w:tc>
+        <w:tc>
+          <w:tcPr>
+            <w:tcW w:type="dxa" w:w="7898"/>
             <w:gridSpan w:val="2"/>
             <w:tcMar>
               <w:top w:w="0" w:type="dxa"/>
@@ -149,32 +198,14 @@
           </w:tcPr>
           <w:p>
             <w:pPr>
-              <w:tabs>
-                <w:tab w:pos="170" w:val="left"/>
-              </w:tabs>
               <w:snapToGrid w:val="0"/>
-              <w:spacing w:lineRule="exact" w:line="320" w:before="476" w:after="0"/>
-              <w:ind w:left="957" w:hanging="957"/>
+              <w:spacing w:lineRule="exact" w:line="320" w:before="398" w:after="0"/>
+              <w:jc w:val="center"/>
             </w:pPr>
             <w:r>
-              <w:tab/>
-            </w:r>
-            <w:r>
               <w:rPr>
-                <w:color w:val="FFFFFF"/>
-                <w:sz w:val="24"/>
-              </w:rPr>
-              <w:t>标  题</w:t>
-            </w:r>
-            <w:r>
-              <w:rPr>
-                <w:color w:val="FFFFFF"/>
-                <w:sz w:val="24"/>
-              </w:rPr>
-              <w:t xml:space="preserve">  </w:t>
-            </w:r>
-            <w:r>
-              <w:rPr>
+                <w:rFonts w:eastAsia="方正小标宋_GBK" w:ascii="Times New Roman" w:hAnsi="Times New Roman" w:cs="Times New Roman"/>
+                <w:b/>
                 <w:sz w:val="32"/>
               </w:rPr>
               <w:t>{{标题}}</w:t>
@@ -189,7 +220,7 @@
         <w:tc>
           <w:tcPr>
             <w:tcW w:type="dxa" w:w="9525"/>
-            <w:gridSpan w:val="2"/>
+            <w:gridSpan w:val="3"/>
             <w:tcMar>
               <w:top w:w="0" w:type="dxa"/>
               <w:left w:w="0" w:type="dxa"/>
@@ -209,15 +240,17 @@
                 <w:tab w:pos="170" w:val="left"/>
               </w:tabs>
               <w:snapToGrid w:val="0"/>
-              <w:spacing w:lineRule="exact" w:line="240" w:before="313" w:after="0"/>
+              <w:spacing w:lineRule="exact" w:line="280" w:before="171" w:after="0"/>
             </w:pPr>
             <w:r>
               <w:tab/>
             </w:r>
             <w:r>
               <w:rPr>
+                <w:rFonts w:eastAsia="方正楷体_GBK" w:ascii="Times New Roman" w:hAnsi="Times New Roman" w:cs="Times New Roman"/>
+                <w:b/>
                 <w:color w:val="FFFFFF"/>
-                <w:sz w:val="24"/>
+                <w:sz w:val="28"/>
               </w:rPr>
               <w:t>领导批示：</w:t>
             </w:r>
@@ -231,7 +264,7 @@
         <w:tc>
           <w:tcPr>
             <w:tcW w:type="dxa" w:w="9525"/>
-            <w:gridSpan w:val="2"/>
+            <w:gridSpan w:val="3"/>
             <w:tcMar>
               <w:top w:w="0" w:type="dxa"/>
               <w:left w:w="0" w:type="dxa"/>
@@ -251,15 +284,17 @@
                 <w:tab w:pos="170" w:val="left"/>
               </w:tabs>
               <w:snapToGrid w:val="0"/>
-              <w:spacing w:lineRule="exact" w:line="240" w:before="312" w:after="0"/>
+              <w:spacing w:lineRule="exact" w:line="280" w:before="171" w:after="0"/>
             </w:pPr>
             <w:r>
               <w:tab/>
             </w:r>
             <w:r>
               <w:rPr>
+                <w:rFonts w:eastAsia="方正楷体_GBK" w:ascii="Times New Roman" w:hAnsi="Times New Roman" w:cs="Times New Roman"/>
+                <w:b/>
                 <w:color w:val="FFFFFF"/>
-                <w:sz w:val="24"/>
+                <w:sz w:val="28"/>
               </w:rPr>
               <w:t>拟办意见：</w:t>
             </w:r>
@@ -267,12 +302,14 @@
           <w:p>
             <w:pPr>
               <w:snapToGrid w:val="0"/>
-              <w:spacing w:lineRule="exact" w:line="392" w:before="0" w:after="0"/>
-              <w:ind w:firstLine="560"/>
+              <w:spacing w:lineRule="exact" w:line="420" w:before="0" w:after="0"/>
+              <w:ind w:left="170" w:firstLine="600"/>
             </w:pPr>
             <w:r>
               <w:rPr>
-                <w:sz w:val="28"/>
+                <w:rFonts w:eastAsia="方正仿宋_GBK" w:ascii="Times New Roman" w:hAnsi="Times New Roman" w:cs="Times New Roman"/>
+                <w:b/>
+                <w:sz w:val="30"/>
               </w:rPr>
               <w:t>{{拟办意见}}</w:t>
             </w:r>
@@ -286,6 +323,7 @@
         <w:tc>
           <w:tcPr>
             <w:tcW w:type="dxa" w:w="3912"/>
+            <w:gridSpan w:val="2"/>
             <w:vMerge w:val="restart"/>
             <w:tcMar>
               <w:top w:w="0" w:type="dxa"/>
@@ -306,21 +344,25 @@
                 <w:tab w:pos="170" w:val="left"/>
               </w:tabs>
               <w:snapToGrid w:val="0"/>
-              <w:spacing w:lineRule="exact" w:line="240" w:before="539" w:after="0"/>
+              <w:spacing w:lineRule="exact" w:line="280" w:before="397" w:after="0"/>
             </w:pPr>
             <w:r>
               <w:tab/>
             </w:r>
             <w:r>
               <w:rPr>
+                <w:rFonts w:eastAsia="方正楷体_GBK" w:ascii="Times New Roman" w:hAnsi="Times New Roman" w:cs="Times New Roman"/>
+                <w:b/>
                 <w:color w:val="FFFFFF"/>
-                <w:sz w:val="24"/>
+                <w:sz w:val="28"/>
               </w:rPr>
               <w:t>承办部门：</w:t>
             </w:r>
             <w:r>
               <w:rPr>
-                <w:sz w:val="24"/>
+                <w:rFonts w:eastAsia="方正楷体_GBK" w:ascii="Times New Roman" w:hAnsi="Times New Roman" w:cs="Times New Roman"/>
+                <w:b/>
+                <w:sz w:val="28"/>
               </w:rPr>
               <w:t>{{承办部门}}</w:t>
             </w:r>
@@ -345,25 +387,29 @@
           <w:p>
             <w:pPr>
               <w:tabs>
-                <w:tab w:pos="133" w:val="left"/>
-                <w:tab w:pos="2962" w:val="left"/>
+                <w:tab w:pos="127" w:val="left"/>
+                <w:tab w:pos="2845" w:val="left"/>
               </w:tabs>
               <w:snapToGrid w:val="0"/>
-              <w:spacing w:lineRule="exact" w:line="240" w:before="256" w:after="0"/>
+              <w:spacing w:lineRule="exact" w:line="280" w:before="113" w:after="0"/>
             </w:pPr>
             <w:r>
               <w:tab/>
             </w:r>
             <w:r>
               <w:rPr>
+                <w:rFonts w:eastAsia="方正楷体_GBK" w:ascii="Times New Roman" w:hAnsi="Times New Roman" w:cs="Times New Roman"/>
+                <w:b/>
                 <w:color w:val="FFFFFF"/>
-                <w:sz w:val="24"/>
+                <w:sz w:val="28"/>
               </w:rPr>
-              <w:t>经 办 人：</w:t>
+              <w:t>经办人：</w:t>
             </w:r>
             <w:r>
               <w:rPr>
-                <w:sz w:val="24"/>
+                <w:rFonts w:eastAsia="方正楷体_GBK" w:ascii="Times New Roman" w:hAnsi="Times New Roman" w:cs="Times New Roman"/>
+                <w:b/>
+                <w:sz w:val="28"/>
               </w:rPr>
               <w:t>{{经办人}}</w:t>
             </w:r>
@@ -372,14 +418,18 @@
             </w:r>
             <w:r>
               <w:rPr>
+                <w:rFonts w:eastAsia="方正楷体_GBK" w:ascii="Times New Roman" w:hAnsi="Times New Roman" w:cs="Times New Roman"/>
+                <w:b/>
                 <w:color w:val="FFFFFF"/>
-                <w:sz w:val="24"/>
+                <w:sz w:val="28"/>
               </w:rPr>
               <w:t>电话：</w:t>
             </w:r>
             <w:r>
               <w:rPr>
-                <w:sz w:val="24"/>
+                <w:rFonts w:eastAsia="Times New Roman" w:ascii="Times New Roman" w:hAnsi="Times New Roman" w:cs="Times New Roman"/>
+                <w:b/>
+                <w:sz w:val="28"/>
               </w:rPr>
               <w:t>{{电话}}</w:t>
             </w:r>
@@ -393,6 +443,7 @@
         <w:tc>
           <w:tcPr>
             <w:tcW w:type="dxa" w:w="3912"/>
+            <w:gridSpan w:val="2"/>
             <w:vMerge/>
             <w:tcMar>
               <w:top w:w="0" w:type="dxa"/>
@@ -422,24 +473,28 @@
           <w:p>
             <w:pPr>
               <w:tabs>
-                <w:tab w:pos="45" w:val="left"/>
+                <w:tab w:pos="11" w:val="left"/>
               </w:tabs>
               <w:snapToGrid w:val="0"/>
-              <w:spacing w:lineRule="exact" w:line="240" w:before="256" w:after="0"/>
+              <w:spacing w:lineRule="exact" w:line="280" w:before="113" w:after="0"/>
             </w:pPr>
             <w:r>
               <w:tab/>
             </w:r>
             <w:r>
               <w:rPr>
+                <w:rFonts w:eastAsia="方正楷体_GBK" w:ascii="Times New Roman" w:hAnsi="Times New Roman" w:cs="Times New Roman"/>
+                <w:b/>
                 <w:color w:val="FFFFFF"/>
-                <w:sz w:val="24"/>
+                <w:sz w:val="28"/>
               </w:rPr>
               <w:t>文字校核：</w:t>
             </w:r>
             <w:r>
               <w:rPr>
-                <w:sz w:val="24"/>
+                <w:rFonts w:eastAsia="方正楷体_GBK" w:ascii="Times New Roman" w:hAnsi="Times New Roman" w:cs="Times New Roman"/>
+                <w:b/>
+                <w:sz w:val="28"/>
               </w:rPr>
               <w:t>{{文字校核}}</w:t>
             </w:r>
@@ -459,13 +514,15 @@
           <w:tab w:pos="6123" w:val="left"/>
         </w:tabs>
         <w:snapToGrid w:val="0"/>
-        <w:spacing w:lineRule="exact" w:line="280" w:before="80" w:after="0"/>
+        <w:spacing w:lineRule="exact" w:line="280" w:before="0" w:after="0"/>
       </w:pPr>
       <w:r>
         <w:tab/>
       </w:r>
       <w:r>
         <w:rPr>
+          <w:rFonts w:eastAsia="Times New Roman" w:ascii="Times New Roman" w:hAnsi="Times New Roman" w:cs="Times New Roman"/>
+          <w:b/>
           <w:sz w:val="28"/>
         </w:rPr>
         <w:t>{{年}}</w:t>
@@ -475,6 +532,8 @@
       </w:r>
       <w:r>
         <w:rPr>
+          <w:rFonts w:eastAsia="方正楷体_GBK" w:ascii="Times New Roman" w:hAnsi="Times New Roman" w:cs="Times New Roman"/>
+          <w:b/>
           <w:color w:val="FFFFFF"/>
           <w:sz w:val="28"/>
         </w:rPr>
@@ -485,6 +544,8 @@
       </w:r>
       <w:r>
         <w:rPr>
+          <w:rFonts w:eastAsia="Times New Roman" w:ascii="Times New Roman" w:hAnsi="Times New Roman" w:cs="Times New Roman"/>
+          <w:b/>
           <w:sz w:val="28"/>
         </w:rPr>
         <w:t>{{月}}</w:t>
@@ -494,6 +555,8 @@
       </w:r>
       <w:r>
         <w:rPr>
+          <w:rFonts w:eastAsia="方正楷体_GBK" w:ascii="Times New Roman" w:hAnsi="Times New Roman" w:cs="Times New Roman"/>
+          <w:b/>
           <w:color w:val="FFFFFF"/>
           <w:sz w:val="28"/>
         </w:rPr>
@@ -504,6 +567,8 @@
       </w:r>
       <w:r>
         <w:rPr>
+          <w:rFonts w:eastAsia="Times New Roman" w:ascii="Times New Roman" w:hAnsi="Times New Roman" w:cs="Times New Roman"/>
+          <w:b/>
           <w:sz w:val="28"/>
         </w:rPr>
         <w:t>{{日}}</w:t>
@@ -513,6 +578,8 @@
       </w:r>
       <w:r>
         <w:rPr>
+          <w:rFonts w:eastAsia="方正楷体_GBK" w:ascii="Times New Roman" w:hAnsi="Times New Roman" w:cs="Times New Roman"/>
+          <w:b/>
           <w:color w:val="FFFFFF"/>
           <w:sz w:val="28"/>
         </w:rPr>
@@ -523,15 +590,18 @@
       </w:r>
       <w:r>
         <w:rPr>
+          <w:rFonts w:eastAsia="方正楷体_GBK" w:ascii="Times New Roman" w:hAnsi="Times New Roman" w:cs="Times New Roman"/>
+          <w:b/>
           <w:color w:val="FFFFFF"/>
           <w:sz w:val="28"/>
+          <w:spacing w:val="-1"/>
         </w:rPr>
         <w:t>某地市某某单位的办公室制</w:t>
       </w:r>
     </w:p>
     <w:sectPr>
       <w:pgSz w:w="11906" w:h="16838"/>
-      <w:pgMar w:top="1636" w:right="1191" w:bottom="340" w:left="1191" w:header="720" w:footer="720" w:gutter="0"/>
+      <w:pgMar w:top="1646" w:right="1191" w:bottom="340" w:left="1191" w:header="720" w:footer="720" w:gutter="0"/>
       <w:cols w:space="720"/>
     </w:sectPr>
   </w:body>

--- a/docformat-qt/templates/套打/文件送审单.docx
+++ b/docformat-qt/templates/套打/文件送审单.docx
@@ -64,7 +64,7 @@
       <w:pPr>
         <w:tabs>
           <w:tab w:pos="227" w:val="left"/>
-          <w:tab w:pos="6984" w:val="left"/>
+          <w:tab w:pos="7109" w:val="left"/>
         </w:tabs>
         <w:snapToGrid w:val="0"/>
         <w:spacing w:lineRule="exact" w:line="392" w:before="369" w:after="0"/>
@@ -78,6 +78,7 @@
           <w:b/>
           <w:color w:val="FFFFFF"/>
           <w:sz w:val="28"/>
+          <w:spacing w:val="-42"/>
         </w:rPr>
         <w:t>紧急程度：</w:t>
       </w:r>
@@ -98,6 +99,7 @@
           <w:b/>
           <w:color w:val="FFFFFF"/>
           <w:sz w:val="28"/>
+          <w:spacing w:val="-42"/>
         </w:rPr>
         <w:t>密级：</w:t>
       </w:r>
@@ -133,8 +135,8 @@
         <w:tblInd w:w="0" w:type="dxa"/>
       </w:tblPr>
       <w:tblGrid>
-        <w:gridCol w:w="1627"/>
-        <w:gridCol w:w="2285"/>
+        <w:gridCol w:w="1417"/>
+        <w:gridCol w:w="2494"/>
         <w:gridCol w:w="5613"/>
       </w:tblGrid>
       <w:tr>
@@ -143,7 +145,7 @@
         </w:trPr>
         <w:tc>
           <w:tcPr>
-            <w:tcW w:type="dxa" w:w="1627"/>
+            <w:tcW w:type="dxa" w:w="1417"/>
             <w:tcMar>
               <w:top w:w="0" w:type="dxa"/>
               <w:left w:w="0" w:type="dxa"/>
@@ -174,6 +176,7 @@
                 <w:b/>
                 <w:color w:val="FFFFFF"/>
                 <w:sz w:val="28"/>
+                <w:spacing w:val="-42"/>
               </w:rPr>
               <w:t>标  题</w:t>
             </w:r>
@@ -181,7 +184,7 @@
         </w:tc>
         <w:tc>
           <w:tcPr>
-            <w:tcW w:type="dxa" w:w="7898"/>
+            <w:tcW w:type="dxa" w:w="8107"/>
             <w:gridSpan w:val="2"/>
             <w:tcMar>
               <w:top w:w="0" w:type="dxa"/>
@@ -219,7 +222,7 @@
         </w:trPr>
         <w:tc>
           <w:tcPr>
-            <w:tcW w:type="dxa" w:w="9525"/>
+            <w:tcW w:type="dxa" w:w="9524"/>
             <w:gridSpan w:val="3"/>
             <w:tcMar>
               <w:top w:w="0" w:type="dxa"/>
@@ -251,6 +254,7 @@
                 <w:b/>
                 <w:color w:val="FFFFFF"/>
                 <w:sz w:val="28"/>
+                <w:spacing w:val="-42"/>
               </w:rPr>
               <w:t>领导批示：</w:t>
             </w:r>
@@ -263,7 +267,7 @@
         </w:trPr>
         <w:tc>
           <w:tcPr>
-            <w:tcW w:type="dxa" w:w="9525"/>
+            <w:tcW w:type="dxa" w:w="9524"/>
             <w:gridSpan w:val="3"/>
             <w:tcMar>
               <w:top w:w="0" w:type="dxa"/>
@@ -295,6 +299,7 @@
                 <w:b/>
                 <w:color w:val="FFFFFF"/>
                 <w:sz w:val="28"/>
+                <w:spacing w:val="-42"/>
               </w:rPr>
               <w:t>拟办意见：</w:t>
             </w:r>
@@ -322,7 +327,7 @@
         </w:trPr>
         <w:tc>
           <w:tcPr>
-            <w:tcW w:type="dxa" w:w="3912"/>
+            <w:tcW w:type="dxa" w:w="3911"/>
             <w:gridSpan w:val="2"/>
             <w:vMerge w:val="restart"/>
             <w:tcMar>
@@ -355,6 +360,7 @@
                 <w:b/>
                 <w:color w:val="FFFFFF"/>
                 <w:sz w:val="28"/>
+                <w:spacing w:val="-42"/>
               </w:rPr>
               <w:t>承办部门：</w:t>
             </w:r>
@@ -387,8 +393,8 @@
           <w:p>
             <w:pPr>
               <w:tabs>
-                <w:tab w:pos="127" w:val="left"/>
-                <w:tab w:pos="2845" w:val="left"/>
+                <w:tab w:pos="57" w:val="left"/>
+                <w:tab w:pos="3005" w:val="left"/>
               </w:tabs>
               <w:snapToGrid w:val="0"/>
               <w:spacing w:lineRule="exact" w:line="280" w:before="113" w:after="0"/>
@@ -402,6 +408,7 @@
                 <w:b/>
                 <w:color w:val="FFFFFF"/>
                 <w:sz w:val="28"/>
+                <w:spacing w:val="18"/>
               </w:rPr>
               <w:t>经办人：</w:t>
             </w:r>
@@ -422,6 +429,7 @@
                 <w:b/>
                 <w:color w:val="FFFFFF"/>
                 <w:sz w:val="28"/>
+                <w:spacing w:val="-53"/>
               </w:rPr>
               <w:t>电话：</w:t>
             </w:r>
@@ -442,7 +450,7 @@
         </w:trPr>
         <w:tc>
           <w:tcPr>
-            <w:tcW w:type="dxa" w:w="3912"/>
+            <w:tcW w:type="dxa" w:w="3911"/>
             <w:gridSpan w:val="2"/>
             <w:vMerge/>
             <w:tcMar>
@@ -473,7 +481,7 @@
           <w:p>
             <w:pPr>
               <w:tabs>
-                <w:tab w:pos="11" w:val="left"/>
+                <w:tab w:pos="57" w:val="left"/>
               </w:tabs>
               <w:snapToGrid w:val="0"/>
               <w:spacing w:lineRule="exact" w:line="280" w:before="113" w:after="0"/>
@@ -487,6 +495,7 @@
                 <w:b/>
                 <w:color w:val="FFFFFF"/>
                 <w:sz w:val="28"/>
+                <w:spacing w:val="-42"/>
               </w:rPr>
               <w:t>文字校核：</w:t>
             </w:r>

--- a/docformat-qt/templates/套打/文件送审单.docx
+++ b/docformat-qt/templates/套打/文件送审单.docx
@@ -67,7 +67,7 @@
           <w:tab w:pos="7109" w:val="left"/>
         </w:tabs>
         <w:snapToGrid w:val="0"/>
-        <w:spacing w:lineRule="exact" w:line="392" w:before="369" w:after="0"/>
+        <w:spacing w:lineRule="exact" w:line="392" w:before="297" w:after="0"/>
       </w:pPr>
       <w:r>
         <w:tab/>
@@ -135,8 +135,8 @@
         <w:tblInd w:w="0" w:type="dxa"/>
       </w:tblPr>
       <w:tblGrid>
-        <w:gridCol w:w="1417"/>
-        <w:gridCol w:w="2494"/>
+        <w:gridCol w:w="1474"/>
+        <w:gridCol w:w="2438"/>
         <w:gridCol w:w="5613"/>
       </w:tblGrid>
       <w:tr>
@@ -145,7 +145,7 @@
         </w:trPr>
         <w:tc>
           <w:tcPr>
-            <w:tcW w:type="dxa" w:w="1417"/>
+            <w:tcW w:type="dxa" w:w="1474"/>
             <w:tcMar>
               <w:top w:w="0" w:type="dxa"/>
               <w:left w:w="0" w:type="dxa"/>
@@ -165,7 +165,7 @@
                 <w:tab w:pos="170" w:val="left"/>
               </w:tabs>
               <w:snapToGrid w:val="0"/>
-              <w:spacing w:lineRule="exact" w:line="280" w:before="398" w:after="0"/>
+              <w:spacing w:lineRule="exact" w:line="280" w:before="472" w:after="0"/>
             </w:pPr>
             <w:r>
               <w:tab/>
@@ -184,7 +184,7 @@
         </w:tc>
         <w:tc>
           <w:tcPr>
-            <w:tcW w:type="dxa" w:w="8107"/>
+            <w:tcW w:type="dxa" w:w="8051"/>
             <w:gridSpan w:val="2"/>
             <w:tcMar>
               <w:top w:w="0" w:type="dxa"/>
@@ -202,7 +202,7 @@
           <w:p>
             <w:pPr>
               <w:snapToGrid w:val="0"/>
-              <w:spacing w:lineRule="exact" w:line="320" w:before="398" w:after="0"/>
+              <w:spacing w:lineRule="exact" w:line="320" w:before="472" w:after="0"/>
               <w:jc w:val="center"/>
             </w:pPr>
             <w:r>
@@ -222,7 +222,7 @@
         </w:trPr>
         <w:tc>
           <w:tcPr>
-            <w:tcW w:type="dxa" w:w="9524"/>
+            <w:tcW w:type="dxa" w:w="9525"/>
             <w:gridSpan w:val="3"/>
             <w:tcMar>
               <w:top w:w="0" w:type="dxa"/>
@@ -243,7 +243,7 @@
                 <w:tab w:pos="170" w:val="left"/>
               </w:tabs>
               <w:snapToGrid w:val="0"/>
-              <w:spacing w:lineRule="exact" w:line="280" w:before="171" w:after="0"/>
+              <w:spacing w:lineRule="exact" w:line="280" w:before="245" w:after="0"/>
             </w:pPr>
             <w:r>
               <w:tab/>
@@ -267,7 +267,7 @@
         </w:trPr>
         <w:tc>
           <w:tcPr>
-            <w:tcW w:type="dxa" w:w="9524"/>
+            <w:tcW w:type="dxa" w:w="9525"/>
             <w:gridSpan w:val="3"/>
             <w:tcMar>
               <w:top w:w="0" w:type="dxa"/>
@@ -288,7 +288,7 @@
                 <w:tab w:pos="170" w:val="left"/>
               </w:tabs>
               <w:snapToGrid w:val="0"/>
-              <w:spacing w:lineRule="exact" w:line="280" w:before="171" w:after="0"/>
+              <w:spacing w:lineRule="exact" w:line="280" w:before="244" w:after="0"/>
             </w:pPr>
             <w:r>
               <w:tab/>
@@ -308,7 +308,7 @@
             <w:pPr>
               <w:snapToGrid w:val="0"/>
               <w:spacing w:lineRule="exact" w:line="420" w:before="0" w:after="0"/>
-              <w:ind w:left="170" w:firstLine="600"/>
+              <w:ind w:left="170" w:firstLine="510"/>
             </w:pPr>
             <w:r>
               <w:rPr>
@@ -327,7 +327,7 @@
         </w:trPr>
         <w:tc>
           <w:tcPr>
-            <w:tcW w:type="dxa" w:w="3911"/>
+            <w:tcW w:type="dxa" w:w="3912"/>
             <w:gridSpan w:val="2"/>
             <w:vMerge w:val="restart"/>
             <w:tcMar>
@@ -349,7 +349,7 @@
                 <w:tab w:pos="170" w:val="left"/>
               </w:tabs>
               <w:snapToGrid w:val="0"/>
-              <w:spacing w:lineRule="exact" w:line="280" w:before="397" w:after="0"/>
+              <w:spacing w:lineRule="exact" w:line="280" w:before="472" w:after="0"/>
             </w:pPr>
             <w:r>
               <w:tab/>
@@ -397,7 +397,7 @@
                 <w:tab w:pos="3005" w:val="left"/>
               </w:tabs>
               <w:snapToGrid w:val="0"/>
-              <w:spacing w:lineRule="exact" w:line="280" w:before="113" w:after="0"/>
+              <w:spacing w:lineRule="exact" w:line="280" w:before="188" w:after="0"/>
             </w:pPr>
             <w:r>
               <w:tab/>
@@ -450,7 +450,7 @@
         </w:trPr>
         <w:tc>
           <w:tcPr>
-            <w:tcW w:type="dxa" w:w="3911"/>
+            <w:tcW w:type="dxa" w:w="3912"/>
             <w:gridSpan w:val="2"/>
             <w:vMerge/>
             <w:tcMar>
@@ -484,7 +484,7 @@
                 <w:tab w:pos="57" w:val="left"/>
               </w:tabs>
               <w:snapToGrid w:val="0"/>
-              <w:spacing w:lineRule="exact" w:line="280" w:before="113" w:after="0"/>
+              <w:spacing w:lineRule="exact" w:line="280" w:before="188" w:after="0"/>
             </w:pPr>
             <w:r>
               <w:tab/>
@@ -523,7 +523,7 @@
           <w:tab w:pos="6123" w:val="left"/>
         </w:tabs>
         <w:snapToGrid w:val="0"/>
-        <w:spacing w:lineRule="exact" w:line="280" w:before="0" w:after="0"/>
+        <w:spacing w:lineRule="exact" w:line="280" w:before="117" w:after="0"/>
       </w:pPr>
       <w:r>
         <w:tab/>
